--- a/Games/PC/Strategy/Commandos Behind Enemy Lines (2.51 GB)/2-Documentation (197 MB)/7-Community Docs/Source.docx
+++ b/Games/PC/Strategy/Commandos Behind Enemy Lines (2.51 GB)/2-Documentation (197 MB)/7-Community Docs/Source.docx
@@ -27,6 +27,9 @@
         <w:t>mobygames_com_game_976_commandos_behind_enemy_lines_forum</w:t>
       </w:r>
       <w:r>
+        <w:t>.pdf</w:t>
+      </w:r>
+      <w:r>
         <w:t xml:space="preserve"> -&gt; </w:t>
       </w:r>
       <w:r>
@@ -42,16 +45,13 @@
         <w:t xml:space="preserve"> Commandos – Behind Enemy Lines</w:t>
       </w:r>
       <w:r>
+        <w:t>.pdf</w:t>
+      </w:r>
+      <w:r>
         <w:t>] [</w:t>
       </w:r>
       <w:r>
-        <w:t xml:space="preserve">MobyGames </w:t>
-      </w:r>
-      <w:r>
-        <w:t>Forum</w:t>
-      </w:r>
-      <w:r>
-        <w:t>: Commandos – Behind Enemy Lines</w:t>
+        <w:t>Commandos: Behind Enemy Lines - PC - Documentation 13 -&gt; MobyGames Forum - Commandos – Behind Enemy Lines</w:t>
       </w:r>
       <w:r>
         <w:t>]</w:t>
@@ -94,6 +94,34 @@
       </w:r>
       <w:r>
         <w:t>Entertainment</w:t>
+      </w:r>
+    </w:p>
+    <w:p>
+      <w:pPr>
+        <w:ind w:left="720"/>
+      </w:pPr>
+      <w:r>
+        <w:t xml:space="preserve">* </w:t>
+      </w:r>
+      <w:r>
+        <w:rPr>
+          <w:b/>
+          <w:bCs/>
+        </w:rPr>
+        <w:t xml:space="preserve">Source </w:t>
+      </w:r>
+      <w:r>
+        <w:rPr>
+          <w:b/>
+          <w:bCs/>
+        </w:rPr>
+        <w:t>Platform</w:t>
+      </w:r>
+      <w:r>
+        <w:t xml:space="preserve">: </w:t>
+      </w:r>
+      <w:r>
+        <w:t>MobyGames (https://www.mobygames.com)</w:t>
       </w:r>
     </w:p>
     <w:p>
@@ -138,7 +166,10 @@
         <w:t>Download Server / Mirror</w:t>
       </w:r>
       <w:r>
-        <w:t>: www.mobygames.com</w:t>
+        <w:t xml:space="preserve">: </w:t>
+      </w:r>
+      <w:r>
+        <w:t>https://www.mobygames.com [MobyGames Main Web Server]</w:t>
       </w:r>
       <w:r>
         <w:br/>
@@ -152,7 +183,10 @@
         <w:t>Download Method</w:t>
       </w:r>
       <w:r>
-        <w:t>: https://www.sejda.com/html-to-pdf -&gt; convert html to pdf</w:t>
+        <w:t xml:space="preserve">: </w:t>
+      </w:r>
+      <w:r>
+        <w:t>Web Tool: Sejda - HTML to PDF (https://www.sejda.com/html-to-pdf) [convert html to pdf]</w:t>
       </w:r>
     </w:p>
     <w:p>
@@ -227,10 +261,23 @@
         <w:t xml:space="preserve">: </w:t>
       </w:r>
       <w:r>
-        <w:t xml:space="preserve">KINGSTON Games (F:)/Games/.. </w:t>
-      </w:r>
-      <w:r>
-        <w:br/>
+        <w:t>KINGSTON Games (F:)/Games/..</w:t>
+      </w:r>
+      <w:r>
+        <w:t xml:space="preserve"> | </w:t>
+      </w:r>
+      <w:r>
+        <w:t>StorageType: Cloud -&gt; Platform: GitHub -&gt; Account: gamekingdomelbaf1 -&gt; Repository: KingdomheartsGame -&gt; Path: Games/PC/Strategy/Commandos Behind Enemy Lines (2.51 GB)/</w:t>
+      </w:r>
+      <w:r>
+        <w:t>..</w:t>
+      </w:r>
+    </w:p>
+    <w:p>
+      <w:pPr>
+        <w:ind w:left="720"/>
+      </w:pPr>
+      <w:r>
         <w:t xml:space="preserve">* </w:t>
       </w:r>
       <w:r>
@@ -270,6 +317,9 @@
         <w:t>mobygames_com_game_976_commandos_behind_enemy_lines_contribute</w:t>
       </w:r>
       <w:r>
+        <w:t>.pdf</w:t>
+      </w:r>
+      <w:r>
         <w:t xml:space="preserve"> -&gt; </w:t>
       </w:r>
       <w:r>
@@ -285,16 +335,13 @@
         <w:t xml:space="preserve"> Commandos – Behind Enemy Lines</w:t>
       </w:r>
       <w:r>
+        <w:t>.pdf</w:t>
+      </w:r>
+      <w:r>
         <w:t>] [</w:t>
       </w:r>
       <w:r>
-        <w:t xml:space="preserve">MobyGames </w:t>
-      </w:r>
-      <w:r>
-        <w:t>Contribute</w:t>
-      </w:r>
-      <w:r>
-        <w:t>: Commandos – Behind Enemy Lines</w:t>
+        <w:t>Commandos: Behind Enemy Lines - PC - Documentation 14 -&gt; MobyGames Contribute - Commandos – Behind Enemy Lines</w:t>
       </w:r>
       <w:r>
         <w:t>]</w:t>
@@ -344,6 +391,35 @@
         <w:ind w:left="720"/>
       </w:pPr>
       <w:r>
+        <w:t xml:space="preserve">* </w:t>
+      </w:r>
+      <w:r>
+        <w:rPr>
+          <w:b/>
+          <w:bCs/>
+        </w:rPr>
+        <w:t xml:space="preserve">Source </w:t>
+      </w:r>
+      <w:r>
+        <w:rPr>
+          <w:b/>
+          <w:bCs/>
+        </w:rPr>
+        <w:t>Platform</w:t>
+      </w:r>
+      <w:r>
+        <w:t xml:space="preserve">: </w:t>
+      </w:r>
+      <w:r>
+        <w:t>MobyGames (https://www.mobygames.com)</w:t>
+      </w:r>
+    </w:p>
+    <w:p>
+      <w:pPr>
+        <w:ind w:left="720"/>
+      </w:pPr>
+      <w:r>
+        <w:lastRenderedPageBreak/>
         <w:t xml:space="preserve">* </w:t>
       </w:r>
       <w:r>
@@ -381,7 +457,10 @@
         <w:t>Download Server / Mirror</w:t>
       </w:r>
       <w:r>
-        <w:t>: www.mobygames.com</w:t>
+        <w:t xml:space="preserve">: </w:t>
+      </w:r>
+      <w:r>
+        <w:t>https://www.mobygames.com [MobyGames Main Web Server]</w:t>
       </w:r>
       <w:r>
         <w:br/>
@@ -395,7 +474,10 @@
         <w:t>Download Method</w:t>
       </w:r>
       <w:r>
-        <w:t>: https://www.sejda.com/html-to-pdf -&gt; convert html to pdf</w:t>
+        <w:t xml:space="preserve">: </w:t>
+      </w:r>
+      <w:r>
+        <w:t>Web Tool: Sejda - HTML to PDF (https://www.sejda.com/html-to-pdf) [convert html to pdf]</w:t>
       </w:r>
     </w:p>
     <w:p>
@@ -457,7 +539,6 @@
         <w:ind w:left="720"/>
       </w:pPr>
       <w:r>
-        <w:lastRenderedPageBreak/>
         <w:t xml:space="preserve">* </w:t>
       </w:r>
       <w:r>
@@ -471,10 +552,23 @@
         <w:t xml:space="preserve">: </w:t>
       </w:r>
       <w:r>
-        <w:t xml:space="preserve">KINGSTON Games (F:)/Games/.. </w:t>
-      </w:r>
-      <w:r>
-        <w:br/>
+        <w:t>KINGSTON Games (F:)/Games/..</w:t>
+      </w:r>
+      <w:r>
+        <w:t xml:space="preserve"> | </w:t>
+      </w:r>
+      <w:r>
+        <w:t>StorageType: Cloud -&gt; Platform: GitHub -&gt; Account: gamekingdomelbaf1 -&gt; Repository: KingdomheartsGame -&gt; Path: Games/PC/Strategy/Commandos Behind Enemy Lines (2.51 GB)/</w:t>
+      </w:r>
+      <w:r>
+        <w:t>..</w:t>
+      </w:r>
+    </w:p>
+    <w:p>
+      <w:pPr>
+        <w:ind w:left="720"/>
+      </w:pPr>
+      <w:r>
         <w:t xml:space="preserve">* </w:t>
       </w:r>
       <w:r>

--- a/Games/PC/Strategy/Commandos Behind Enemy Lines (2.51 GB)/2-Documentation (197 MB)/7-Community Docs/Source.docx
+++ b/Games/PC/Strategy/Commandos Behind Enemy Lines (2.51 GB)/2-Documentation (197 MB)/7-Community Docs/Source.docx
@@ -11,50 +11,43 @@
         </w:numPr>
       </w:pPr>
       <w:r>
-        <w:t xml:space="preserve">* </w:t>
-      </w:r>
-      <w:r>
-        <w:rPr>
-          <w:b/>
+        <w:rPr>
           <w:bCs/>
         </w:rPr>
-        <w:t>Download Name</w:t>
-      </w:r>
-      <w:r>
-        <w:t>: [</w:t>
-      </w:r>
-      <w:r>
-        <w:t>mobygames_com_game_976_commandos_behind_enemy_lines_forum</w:t>
-      </w:r>
-      <w:r>
-        <w:t>.pdf</w:t>
-      </w:r>
-      <w:r>
-        <w:t xml:space="preserve"> -&gt; </w:t>
-      </w:r>
-      <w:r>
-        <w:t xml:space="preserve">MobyGames </w:t>
-      </w:r>
-      <w:r>
-        <w:t>Forum</w:t>
-      </w:r>
-      <w:r>
-        <w:t xml:space="preserve"> -</w:t>
-      </w:r>
-      <w:r>
-        <w:t xml:space="preserve"> Commandos – Behind Enemy Lines</w:t>
-      </w:r>
-      <w:r>
-        <w:t>.pdf</w:t>
-      </w:r>
-      <w:r>
-        <w:t>] [</w:t>
-      </w:r>
-      <w:r>
-        <w:t>Commandos: Behind Enemy Lines - PC - Documentation 13 -&gt; MobyGames Forum - Commandos – Behind Enemy Lines</w:t>
-      </w:r>
-      <w:r>
-        <w:t>]</w:t>
+        <w:t>*</w:t>
+      </w:r>
+      <w:r>
+        <w:rPr>
+          <w:b/>
+        </w:rPr>
+        <w:t xml:space="preserve"> Source ID: </w:t>
+      </w:r>
+      <w:r>
+        <w:rPr>
+          <w:bCs/>
+        </w:rPr>
+        <w:t>14</w:t>
+      </w:r>
+      <w:r>
+        <w:rPr>
+          <w:bCs/>
+        </w:rPr>
+        <w:t>2</w:t>
+      </w:r>
+      <w:r>
+        <w:br/>
+      </w:r>
+      <w:r>
+        <w:t xml:space="preserve">* </w:t>
+      </w:r>
+      <w:r>
+        <w:rPr>
+          <w:b/>
+        </w:rPr>
+        <w:t>Content Title</w:t>
+      </w:r>
+      <w:r>
+        <w:t>: [mobygames_com_game_976_commandos_behind_enemy_lines_forum.pdf -&gt; MobyGames Forum - Commandos – Behind Enemy Lines.pdf] [Commandos: Behind Enemy Lines - PC - Documentation 13 -&gt; MobyGames Forum - Commandos – Behind Enemy Lines]</w:t>
       </w:r>
     </w:p>
     <w:p>
@@ -67,9 +60,8 @@
       <w:r>
         <w:rPr>
           <w:b/>
-          <w:bCs/>
-        </w:rPr>
-        <w:t>Download Type</w:t>
+        </w:rPr>
+        <w:t>Content Type</w:t>
       </w:r>
       <w:r>
         <w:t>: Document</w:t>
@@ -85,15 +77,11 @@
       <w:r>
         <w:rPr>
           <w:b/>
-          <w:bCs/>
-        </w:rPr>
-        <w:t>Source Type</w:t>
-      </w:r>
-      <w:r>
-        <w:t xml:space="preserve">: </w:t>
-      </w:r>
-      <w:r>
-        <w:t>Entertainment</w:t>
+        </w:rPr>
+        <w:t>Domain</w:t>
+      </w:r>
+      <w:r>
+        <w:t>: Entertainment</w:t>
       </w:r>
     </w:p>
     <w:p>
@@ -106,22 +94,11 @@
       <w:r>
         <w:rPr>
           <w:b/>
-          <w:bCs/>
-        </w:rPr>
-        <w:t xml:space="preserve">Source </w:t>
-      </w:r>
-      <w:r>
-        <w:rPr>
-          <w:b/>
-          <w:bCs/>
-        </w:rPr>
-        <w:t>Platform</w:t>
-      </w:r>
-      <w:r>
-        <w:t xml:space="preserve">: </w:t>
-      </w:r>
-      <w:r>
-        <w:t>MobyGames (https://www.mobygames.com)</w:t>
+        </w:rPr>
+        <w:t>Source Platform</w:t>
+      </w:r>
+      <w:r>
+        <w:t>: MobyGames (https://www.mobygames.com)</w:t>
       </w:r>
     </w:p>
     <w:p>
@@ -134,9 +111,8 @@
       <w:r>
         <w:rPr>
           <w:b/>
-          <w:bCs/>
-        </w:rPr>
-        <w:t>Download Source</w:t>
+        </w:rPr>
+        <w:t>Source Reference</w:t>
       </w:r>
       <w:r>
         <w:t xml:space="preserve">: </w:t>
@@ -150,26 +126,59 @@
         </w:r>
       </w:hyperlink>
       <w:r>
+        <w:br/>
+      </w:r>
+      <w:r>
+        <w:t xml:space="preserve">* </w:t>
+      </w:r>
+      <w:r>
+        <w:rPr>
+          <w:b/>
+          <w:bCs/>
+        </w:rPr>
+        <w:t>Source Type</w:t>
+      </w:r>
+      <w:r>
+        <w:t xml:space="preserve">: </w:t>
+      </w:r>
+      <w:r>
+        <w:t>Converted</w:t>
+      </w:r>
+      <w:r>
+        <w:br/>
+        <w:t xml:space="preserve">* </w:t>
+      </w:r>
+      <w:r>
+        <w:rPr>
+          <w:b/>
+          <w:bCs/>
+        </w:rPr>
+        <w:t>Source Nature:</w:t>
+      </w:r>
+      <w:r>
+        <w:t xml:space="preserve"> </w:t>
+      </w:r>
+      <w:r>
+        <w:t>D</w:t>
+      </w:r>
+      <w:r>
+        <w:t>igital</w:t>
+      </w:r>
+      <w:r>
         <w:t xml:space="preserve">  </w:t>
       </w:r>
       <w:r>
         <w:br/>
-      </w:r>
-      <w:r>
-        <w:t xml:space="preserve">* </w:t>
-      </w:r>
-      <w:r>
-        <w:rPr>
-          <w:b/>
-          <w:bCs/>
-        </w:rPr>
-        <w:t>Download Server / Mirror</w:t>
-      </w:r>
-      <w:r>
-        <w:t xml:space="preserve">: </w:t>
-      </w:r>
-      <w:r>
-        <w:t>https://www.mobygames.com [MobyGames Main Web Server]</w:t>
+        <w:t xml:space="preserve">* </w:t>
+      </w:r>
+      <w:r>
+        <w:rPr>
+          <w:b/>
+        </w:rPr>
+        <w:t>Storage Host</w:t>
+      </w:r>
+      <w:r>
+        <w:t>: https://www.mobygames.com [MobyGames Main Web Server]</w:t>
       </w:r>
       <w:r>
         <w:br/>
@@ -178,15 +187,11 @@
       <w:r>
         <w:rPr>
           <w:b/>
-          <w:bCs/>
-        </w:rPr>
-        <w:t>Download Method</w:t>
-      </w:r>
-      <w:r>
-        <w:t xml:space="preserve">: </w:t>
-      </w:r>
-      <w:r>
-        <w:t>Web Tool: Sejda - HTML to PDF (https://www.sejda.com/html-to-pdf) [convert html to pdf]</w:t>
+        </w:rPr>
+        <w:t>Acquisition Method</w:t>
+      </w:r>
+      <w:r>
+        <w:t>: Web Tool: Sejda - HTML to PDF (https://www.sejda.com/html-to-pdf) [convert html to pdf]</w:t>
       </w:r>
     </w:p>
     <w:p>
@@ -199,9 +204,8 @@
       <w:r>
         <w:rPr>
           <w:b/>
-          <w:bCs/>
-        </w:rPr>
-        <w:t>Download Format</w:t>
+        </w:rPr>
+        <w:t>File Format</w:t>
       </w:r>
       <w:r>
         <w:t>: .pdf</w:t>
@@ -217,9 +221,8 @@
       <w:r>
         <w:rPr>
           <w:b/>
-          <w:bCs/>
-        </w:rPr>
-        <w:t>Download Quality</w:t>
+        </w:rPr>
+        <w:t>Content Quality</w:t>
       </w:r>
       <w:r>
         <w:t xml:space="preserve">: Medium </w:t>
@@ -235,9 +238,8 @@
       <w:r>
         <w:rPr>
           <w:b/>
-          <w:bCs/>
-        </w:rPr>
-        <w:t>Download Date</w:t>
+        </w:rPr>
+        <w:t>Acquisition Date</w:t>
       </w:r>
       <w:r>
         <w:t>: 8/28/2025</w:t>
@@ -253,24 +255,11 @@
       <w:r>
         <w:rPr>
           <w:b/>
-          <w:bCs/>
-        </w:rPr>
-        <w:t>Saved Location</w:t>
-      </w:r>
-      <w:r>
-        <w:t xml:space="preserve">: </w:t>
-      </w:r>
-      <w:r>
-        <w:t>KINGSTON Games (F:)/Games/..</w:t>
-      </w:r>
-      <w:r>
-        <w:t xml:space="preserve"> | </w:t>
-      </w:r>
-      <w:r>
-        <w:t>StorageType: Cloud -&gt; Platform: GitHub -&gt; Account: gamekingdomelbaf1 -&gt; Repository: KingdomheartsGame -&gt; Path: Games/PC/Strategy/Commandos Behind Enemy Lines (2.51 GB)/</w:t>
-      </w:r>
-      <w:r>
-        <w:t>..</w:t>
+        </w:rPr>
+        <w:t>Storage Location</w:t>
+      </w:r>
+      <w:r>
+        <w:t>: KINGSTON Games (F:)/Games/.. | StorageType: Cloud -&gt; Platform: GitHub -&gt; Account: gamekingdomelbaf1 -&gt; Repository: KingdomheartsGame -&gt; Path: Games/PC/Strategy/Commandos Behind Enemy Lines (2.51 GB)/..</w:t>
       </w:r>
     </w:p>
     <w:p>
@@ -283,7 +272,6 @@
       <w:r>
         <w:rPr>
           <w:b/>
-          <w:bCs/>
         </w:rPr>
         <w:t>Notes</w:t>
       </w:r>
@@ -301,50 +289,43 @@
         </w:numPr>
       </w:pPr>
       <w:r>
-        <w:t xml:space="preserve">* </w:t>
-      </w:r>
-      <w:r>
-        <w:rPr>
-          <w:b/>
+        <w:rPr>
           <w:bCs/>
         </w:rPr>
-        <w:t>Download Name</w:t>
-      </w:r>
-      <w:r>
-        <w:t>: [</w:t>
-      </w:r>
-      <w:r>
-        <w:t>mobygames_com_game_976_commandos_behind_enemy_lines_contribute</w:t>
-      </w:r>
-      <w:r>
-        <w:t>.pdf</w:t>
-      </w:r>
-      <w:r>
-        <w:t xml:space="preserve"> -&gt; </w:t>
-      </w:r>
-      <w:r>
-        <w:t xml:space="preserve">MobyGames </w:t>
-      </w:r>
-      <w:r>
-        <w:t xml:space="preserve">Contribute </w:t>
-      </w:r>
-      <w:r>
-        <w:t>-</w:t>
-      </w:r>
-      <w:r>
-        <w:t xml:space="preserve"> Commandos – Behind Enemy Lines</w:t>
-      </w:r>
-      <w:r>
-        <w:t>.pdf</w:t>
-      </w:r>
-      <w:r>
-        <w:t>] [</w:t>
-      </w:r>
-      <w:r>
-        <w:t>Commandos: Behind Enemy Lines - PC - Documentation 14 -&gt; MobyGames Contribute - Commandos – Behind Enemy Lines</w:t>
-      </w:r>
-      <w:r>
-        <w:t>]</w:t>
+        <w:t>*</w:t>
+      </w:r>
+      <w:r>
+        <w:rPr>
+          <w:b/>
+        </w:rPr>
+        <w:t xml:space="preserve"> Source ID: </w:t>
+      </w:r>
+      <w:r>
+        <w:rPr>
+          <w:bCs/>
+        </w:rPr>
+        <w:t>14</w:t>
+      </w:r>
+      <w:r>
+        <w:rPr>
+          <w:bCs/>
+        </w:rPr>
+        <w:t>3</w:t>
+      </w:r>
+      <w:r>
+        <w:br/>
+      </w:r>
+      <w:r>
+        <w:t xml:space="preserve">* </w:t>
+      </w:r>
+      <w:r>
+        <w:rPr>
+          <w:b/>
+        </w:rPr>
+        <w:t>Content Title</w:t>
+      </w:r>
+      <w:r>
+        <w:t>: [mobygames_com_game_976_commandos_behind_enemy_lines_contribute.pdf -&gt; MobyGames Contribute - Commandos – Behind Enemy Lines.pdf] [Commandos: Behind Enemy Lines - PC - Documentation 14 -&gt; MobyGames Contribute - Commandos – Behind Enemy Lines]</w:t>
       </w:r>
     </w:p>
     <w:p>
@@ -357,9 +338,8 @@
       <w:r>
         <w:rPr>
           <w:b/>
-          <w:bCs/>
-        </w:rPr>
-        <w:t>Download Type</w:t>
+        </w:rPr>
+        <w:t>Content Type</w:t>
       </w:r>
       <w:r>
         <w:t>: Document</w:t>
@@ -375,15 +355,11 @@
       <w:r>
         <w:rPr>
           <w:b/>
-          <w:bCs/>
-        </w:rPr>
-        <w:t>Source Type</w:t>
-      </w:r>
-      <w:r>
-        <w:t xml:space="preserve">: </w:t>
-      </w:r>
-      <w:r>
-        <w:t>Entertainment</w:t>
+        </w:rPr>
+        <w:t>Domain</w:t>
+      </w:r>
+      <w:r>
+        <w:t>: Entertainment</w:t>
       </w:r>
     </w:p>
     <w:p>
@@ -391,27 +367,17 @@
         <w:ind w:left="720"/>
       </w:pPr>
       <w:r>
-        <w:t xml:space="preserve">* </w:t>
-      </w:r>
-      <w:r>
-        <w:rPr>
-          <w:b/>
-          <w:bCs/>
-        </w:rPr>
-        <w:t xml:space="preserve">Source </w:t>
-      </w:r>
-      <w:r>
-        <w:rPr>
-          <w:b/>
-          <w:bCs/>
-        </w:rPr>
-        <w:t>Platform</w:t>
-      </w:r>
-      <w:r>
-        <w:t xml:space="preserve">: </w:t>
-      </w:r>
-      <w:r>
-        <w:t>MobyGames (https://www.mobygames.com)</w:t>
+        <w:lastRenderedPageBreak/>
+        <w:t xml:space="preserve">* </w:t>
+      </w:r>
+      <w:r>
+        <w:rPr>
+          <w:b/>
+        </w:rPr>
+        <w:t>Source Platform</w:t>
+      </w:r>
+      <w:r>
+        <w:t>: MobyGames (https://www.mobygames.com)</w:t>
       </w:r>
     </w:p>
     <w:p>
@@ -419,15 +385,13 @@
         <w:ind w:left="720"/>
       </w:pPr>
       <w:r>
-        <w:lastRenderedPageBreak/>
-        <w:t xml:space="preserve">* </w:t>
-      </w:r>
-      <w:r>
-        <w:rPr>
-          <w:b/>
-          <w:bCs/>
-        </w:rPr>
-        <w:t>Download Source</w:t>
+        <w:t xml:space="preserve">* </w:t>
+      </w:r>
+      <w:r>
+        <w:rPr>
+          <w:b/>
+        </w:rPr>
+        <w:t>Source Reference</w:t>
       </w:r>
       <w:r>
         <w:t xml:space="preserve">: </w:t>
@@ -441,26 +405,59 @@
         </w:r>
       </w:hyperlink>
       <w:r>
+        <w:br/>
+      </w:r>
+      <w:r>
+        <w:t xml:space="preserve">* </w:t>
+      </w:r>
+      <w:r>
+        <w:rPr>
+          <w:b/>
+          <w:bCs/>
+        </w:rPr>
+        <w:t>Source Type</w:t>
+      </w:r>
+      <w:r>
+        <w:t xml:space="preserve">: </w:t>
+      </w:r>
+      <w:r>
+        <w:t>Converted</w:t>
+      </w:r>
+      <w:r>
+        <w:br/>
+        <w:t xml:space="preserve">* </w:t>
+      </w:r>
+      <w:r>
+        <w:rPr>
+          <w:b/>
+          <w:bCs/>
+        </w:rPr>
+        <w:t>Source Nature:</w:t>
+      </w:r>
+      <w:r>
         <w:t xml:space="preserve"> </w:t>
       </w:r>
       <w:r>
+        <w:t>D</w:t>
+      </w:r>
+      <w:r>
+        <w:t>igital</w:t>
+      </w:r>
+      <w:r>
+        <w:t xml:space="preserve"> </w:t>
+      </w:r>
+      <w:r>
         <w:br/>
-      </w:r>
-      <w:r>
-        <w:t xml:space="preserve">* </w:t>
-      </w:r>
-      <w:r>
-        <w:rPr>
-          <w:b/>
-          <w:bCs/>
-        </w:rPr>
-        <w:t>Download Server / Mirror</w:t>
-      </w:r>
-      <w:r>
-        <w:t xml:space="preserve">: </w:t>
-      </w:r>
-      <w:r>
-        <w:t>https://www.mobygames.com [MobyGames Main Web Server]</w:t>
+        <w:t xml:space="preserve">* </w:t>
+      </w:r>
+      <w:r>
+        <w:rPr>
+          <w:b/>
+        </w:rPr>
+        <w:t>Storage Host</w:t>
+      </w:r>
+      <w:r>
+        <w:t>: https://www.mobygames.com [MobyGames Main Web Server]</w:t>
       </w:r>
       <w:r>
         <w:br/>
@@ -469,15 +466,11 @@
       <w:r>
         <w:rPr>
           <w:b/>
-          <w:bCs/>
-        </w:rPr>
-        <w:t>Download Method</w:t>
-      </w:r>
-      <w:r>
-        <w:t xml:space="preserve">: </w:t>
-      </w:r>
-      <w:r>
-        <w:t>Web Tool: Sejda - HTML to PDF (https://www.sejda.com/html-to-pdf) [convert html to pdf]</w:t>
+        </w:rPr>
+        <w:t>Acquisition Method</w:t>
+      </w:r>
+      <w:r>
+        <w:t>: Web Tool: Sejda - HTML to PDF (https://www.sejda.com/html-to-pdf) [convert html to pdf]</w:t>
       </w:r>
     </w:p>
     <w:p>
@@ -490,9 +483,8 @@
       <w:r>
         <w:rPr>
           <w:b/>
-          <w:bCs/>
-        </w:rPr>
-        <w:t>Download Format</w:t>
+        </w:rPr>
+        <w:t>File Format</w:t>
       </w:r>
       <w:r>
         <w:t>: .pdf</w:t>
@@ -508,9 +500,8 @@
       <w:r>
         <w:rPr>
           <w:b/>
-          <w:bCs/>
-        </w:rPr>
-        <w:t>Download Quality</w:t>
+        </w:rPr>
+        <w:t>Content Quality</w:t>
       </w:r>
       <w:r>
         <w:t xml:space="preserve">: Medium </w:t>
@@ -526,9 +517,8 @@
       <w:r>
         <w:rPr>
           <w:b/>
-          <w:bCs/>
-        </w:rPr>
-        <w:t>Download Date</w:t>
+        </w:rPr>
+        <w:t>Acquisition Date</w:t>
       </w:r>
       <w:r>
         <w:t>: 8/28/2025</w:t>
@@ -544,24 +534,11 @@
       <w:r>
         <w:rPr>
           <w:b/>
-          <w:bCs/>
-        </w:rPr>
-        <w:t>Saved Location</w:t>
-      </w:r>
-      <w:r>
-        <w:t xml:space="preserve">: </w:t>
-      </w:r>
-      <w:r>
-        <w:t>KINGSTON Games (F:)/Games/..</w:t>
-      </w:r>
-      <w:r>
-        <w:t xml:space="preserve"> | </w:t>
-      </w:r>
-      <w:r>
-        <w:t>StorageType: Cloud -&gt; Platform: GitHub -&gt; Account: gamekingdomelbaf1 -&gt; Repository: KingdomheartsGame -&gt; Path: Games/PC/Strategy/Commandos Behind Enemy Lines (2.51 GB)/</w:t>
-      </w:r>
-      <w:r>
-        <w:t>..</w:t>
+        </w:rPr>
+        <w:t>Storage Location</w:t>
+      </w:r>
+      <w:r>
+        <w:t>: KINGSTON Games (F:)/Games/.. | StorageType: Cloud -&gt; Platform: GitHub -&gt; Account: gamekingdomelbaf1 -&gt; Repository: KingdomheartsGame -&gt; Path: Games/PC/Strategy/Commandos Behind Enemy Lines (2.51 GB)/..</w:t>
       </w:r>
     </w:p>
     <w:p>
@@ -574,7 +551,6 @@
       <w:r>
         <w:rPr>
           <w:b/>
-          <w:bCs/>
         </w:rPr>
         <w:t>Notes</w:t>
       </w:r>
@@ -1619,6 +1595,18 @@
       <w:u w:val="single"/>
     </w:rPr>
   </w:style>
+  <w:style w:type="character" w:styleId="UnresolvedMention">
+    <w:name w:val="Unresolved Mention"/>
+    <w:basedOn w:val="DefaultParagraphFont"/>
+    <w:uiPriority w:val="99"/>
+    <w:semiHidden/>
+    <w:unhideWhenUsed/>
+    <w:rsid w:val="00B77E60"/>
+    <w:rPr>
+      <w:color w:val="605E5C"/>
+      <w:shd w:val="clear" w:color="auto" w:fill="E1DFDD"/>
+    </w:rPr>
+  </w:style>
 </w:styles>
 </file>
 
